--- a/homework/stage3/report/report.docx
+++ b/homework/stage3/report/report.docx
@@ -9,55 +9,25 @@
       <w:r>
         <w:t xml:space="preserve">Отчет</w:t>
       </w:r>
-      <w:r>
-        <w:t xml:space="preserve"> </w:t>
-      </w:r>
-      <w:r>
-        <w:t xml:space="preserve">по</w:t>
-      </w:r>
-      <w:r>
-        <w:t xml:space="preserve"> </w:t>
-      </w:r>
-      <w:r>
-        <w:t xml:space="preserve">третьему</w:t>
-      </w:r>
-      <w:r>
-        <w:t xml:space="preserve"> </w:t>
-      </w:r>
-      <w:r>
-        <w:t xml:space="preserve">этапу</w:t>
-      </w:r>
-      <w:r>
-        <w:t xml:space="preserve"> </w:t>
-      </w:r>
-      <w:r>
-        <w:t xml:space="preserve">реализации</w:t>
-      </w:r>
-      <w:r>
-        <w:t xml:space="preserve"> </w:t>
-      </w:r>
-      <w:r>
-        <w:t xml:space="preserve">проекта</w:t>
-      </w:r>
     </w:p>
     <w:p>
       <w:pPr>
         <w:pStyle w:val="Subtitle"/>
       </w:pPr>
       <w:r>
-        <w:t xml:space="preserve">Тестирование</w:t>
-      </w:r>
-      <w:r>
-        <w:t xml:space="preserve"> </w:t>
-      </w:r>
-      <w:r>
-        <w:t xml:space="preserve">веб</w:t>
-      </w:r>
-      <w:r>
-        <w:t xml:space="preserve"> </w:t>
-      </w:r>
-      <w:r>
-        <w:t xml:space="preserve">приложений</w:t>
+        <w:t xml:space="preserve">Домашняя</w:t>
+      </w:r>
+      <w:r>
+        <w:t xml:space="preserve"> </w:t>
+      </w:r>
+      <w:r>
+        <w:t xml:space="preserve">работа</w:t>
+      </w:r>
+      <w:r>
+        <w:t xml:space="preserve"> </w:t>
+      </w:r>
+      <w:r>
+        <w:t xml:space="preserve">№3</w:t>
       </w:r>
     </w:p>
     <w:p>
@@ -129,11 +99,17 @@
         <w:pStyle w:val="FirstParagraph"/>
       </w:pPr>
       <w:r>
-        <w:t xml:space="preserve">Получить навыки работы в Hydra.</w:t>
+        <w:t xml:space="preserve">Изучение посредством Wireshark кадров Ethernet, анализ PDU протоколов</w:t>
+      </w:r>
+      <w:r>
+        <w:t xml:space="preserve"> </w:t>
+      </w:r>
+      <w:r>
+        <w:t xml:space="preserve">транспортного и прикладного уровней стека TCP/IP.</w:t>
       </w:r>
     </w:p>
     <w:bookmarkEnd w:id="20"/>
-    <w:bookmarkStart w:id="24" w:name="выполнение"/>
+    <w:bookmarkStart w:id="39" w:name="выполнение"/>
     <w:p>
       <w:pPr>
         <w:pStyle w:val="Heading1"/>
@@ -156,13 +132,83 @@
         <w:pStyle w:val="FirstParagraph"/>
       </w:pPr>
       <w:r>
-        <w:t xml:space="preserve">Hydra используется для подбора или взлома имени пользователя и пароля.</w:t>
-      </w:r>
-      <w:r>
-        <w:t xml:space="preserve"> </w:t>
-      </w:r>
-      <w:r>
-        <w:t xml:space="preserve">Поддерживает подбор для большого набора приложений.(рис. 1)</w:t>
+        <w:t xml:space="preserve">MAC-адресация</w:t>
+      </w:r>
+    </w:p>
+    <w:p>
+      <w:pPr>
+        <w:pStyle w:val="BodyText"/>
+      </w:pPr>
+      <w:r>
+        <w:t xml:space="preserve">Постановка задачи</w:t>
+      </w:r>
+    </w:p>
+    <w:p>
+      <w:pPr>
+        <w:pStyle w:val="Compact"/>
+        <w:numPr>
+          <w:ilvl w:val="0"/>
+          <w:numId w:val="1001"/>
+        </w:numPr>
+      </w:pPr>
+      <w:r>
+        <w:t xml:space="preserve">Изучение возможностей команды ipconfig для ОС типа Windows (ifconfig</w:t>
+      </w:r>
+      <w:r>
+        <w:t xml:space="preserve"> </w:t>
+      </w:r>
+      <w:r>
+        <w:t xml:space="preserve">для систем типа Linux).</w:t>
+      </w:r>
+    </w:p>
+    <w:p>
+      <w:pPr>
+        <w:pStyle w:val="Compact"/>
+        <w:numPr>
+          <w:ilvl w:val="0"/>
+          <w:numId w:val="1001"/>
+        </w:numPr>
+      </w:pPr>
+      <w:r>
+        <w:t xml:space="preserve">Определение MAC-адреса устройства и его типа.</w:t>
+      </w:r>
+    </w:p>
+    <w:p>
+      <w:pPr>
+        <w:pStyle w:val="FirstParagraph"/>
+      </w:pPr>
+      <w:r>
+        <w:t xml:space="preserve">Порядок выполнения работы</w:t>
+      </w:r>
+    </w:p>
+    <w:p>
+      <w:pPr>
+        <w:pStyle w:val="Compact"/>
+        <w:numPr>
+          <w:ilvl w:val="0"/>
+          <w:numId w:val="1002"/>
+        </w:numPr>
+      </w:pPr>
+      <w:r>
+        <w:t xml:space="preserve">С помощью команды ipconfig для ОС типа Windows или ifconfig для</w:t>
+      </w:r>
+      <w:r>
+        <w:t xml:space="preserve"> </w:t>
+      </w:r>
+      <w:r>
+        <w:t xml:space="preserve">систем типа Linux выведите информацию о текущем сетевом соединении. Ис-</w:t>
+      </w:r>
+      <w:r>
+        <w:t xml:space="preserve"> </w:t>
+      </w:r>
+      <w:r>
+        <w:t xml:space="preserve">пользуйте разные опции команды. Подтвердите свой ответ скриншо-</w:t>
+      </w:r>
+      <w:r>
+        <w:t xml:space="preserve"> </w:t>
+      </w:r>
+      <w:r>
+        <w:t xml:space="preserve">тами.(рис. 1)</w:t>
       </w:r>
     </w:p>
     <w:p>
@@ -172,9 +218,9 @@
       <w:r>
         <w:drawing>
           <wp:inline>
-            <wp:extent cx="3733800" cy="840593"/>
+            <wp:extent cx="3733800" cy="3043247"/>
             <wp:effectExtent b="0" l="0" r="0" t="0"/>
-            <wp:docPr descr="Используем" title="" id="22" name="Picture"/>
+            <wp:docPr descr="Выводим информацию" title="" id="22" name="Picture"/>
             <a:graphic>
               <a:graphicData uri="http://schemas.openxmlformats.org/drawingml/2006/picture">
                 <pic:pic>
@@ -193,7 +239,7 @@
                   <pic:spPr bwMode="auto">
                     <a:xfrm>
                       <a:off x="0" y="0"/>
-                      <a:ext cx="3733800" cy="840593"/>
+                      <a:ext cx="3733800" cy="3043247"/>
                     </a:xfrm>
                     <a:prstGeom prst="rect">
                       <a:avLst/>
@@ -217,11 +263,936 @@
         <w:pStyle w:val="ImageCaption"/>
       </w:pPr>
       <w:r>
-        <w:t xml:space="preserve">Рис. 1: Используем</w:t>
-      </w:r>
-    </w:p>
-    <w:bookmarkEnd w:id="24"/>
-    <w:bookmarkStart w:id="25" w:name="выводы"/>
+        <w:t xml:space="preserve">Рис. 1: Выводим информацию</w:t>
+      </w:r>
+    </w:p>
+    <w:p>
+      <w:pPr>
+        <w:pStyle w:val="Compact"/>
+        <w:numPr>
+          <w:ilvl w:val="0"/>
+          <w:numId w:val="1003"/>
+        </w:numPr>
+      </w:pPr>
+      <w:r>
+        <w:t xml:space="preserve">Определите MAC-адреса сетевых интерфейсов на вашем компьютере. Под-</w:t>
+      </w:r>
+      <w:r>
+        <w:t xml:space="preserve"> </w:t>
+      </w:r>
+      <w:r>
+        <w:t xml:space="preserve">твердите свой ответ скриншотом.(рис. 2)</w:t>
+      </w:r>
+    </w:p>
+    <w:p>
+      <w:pPr>
+        <w:pStyle w:val="CaptionedFigure"/>
+      </w:pPr>
+      <w:r>
+        <w:drawing>
+          <wp:inline>
+            <wp:extent cx="3733800" cy="3291072"/>
+            <wp:effectExtent b="0" l="0" r="0" t="0"/>
+            <wp:docPr descr="MAC-адреса" title="" id="25" name="Picture"/>
+            <a:graphic>
+              <a:graphicData uri="http://schemas.openxmlformats.org/drawingml/2006/picture">
+                <pic:pic>
+                  <pic:nvPicPr>
+                    <pic:cNvPr descr="image/2.png" id="26" name="Picture"/>
+                    <pic:cNvPicPr>
+                      <a:picLocks noChangeArrowheads="1" noChangeAspect="1"/>
+                    </pic:cNvPicPr>
+                  </pic:nvPicPr>
+                  <pic:blipFill>
+                    <a:blip r:embed="rId24"/>
+                    <a:stretch>
+                      <a:fillRect/>
+                    </a:stretch>
+                  </pic:blipFill>
+                  <pic:spPr bwMode="auto">
+                    <a:xfrm>
+                      <a:off x="0" y="0"/>
+                      <a:ext cx="3733800" cy="3291072"/>
+                    </a:xfrm>
+                    <a:prstGeom prst="rect">
+                      <a:avLst/>
+                    </a:prstGeom>
+                    <a:noFill/>
+                    <a:ln w="9525">
+                      <a:noFill/>
+                      <a:headEnd/>
+                      <a:tailEnd/>
+                    </a:ln>
+                  </pic:spPr>
+                </pic:pic>
+              </a:graphicData>
+            </a:graphic>
+          </wp:inline>
+        </w:drawing>
+      </w:r>
+    </w:p>
+    <w:p>
+      <w:pPr>
+        <w:pStyle w:val="ImageCaption"/>
+      </w:pPr>
+      <w:r>
+        <w:t xml:space="preserve">Рис. 2: MAC-адреса</w:t>
+      </w:r>
+    </w:p>
+    <w:p>
+      <w:pPr>
+        <w:pStyle w:val="Compact"/>
+        <w:numPr>
+          <w:ilvl w:val="0"/>
+          <w:numId w:val="1004"/>
+        </w:numPr>
+      </w:pPr>
+      <w:r>
+        <w:t xml:space="preserve">Опишите структуру MAC-адресов вашего устройства. Какая часть адреса иден-</w:t>
+      </w:r>
+      <w:r>
+        <w:t xml:space="preserve"> </w:t>
+      </w:r>
+      <w:r>
+        <w:t xml:space="preserve">тифицирует производителя? Какая часть адреса идентифицирует сетевой</w:t>
+      </w:r>
+      <w:r>
+        <w:t xml:space="preserve"> </w:t>
+      </w:r>
+      <w:r>
+        <w:t xml:space="preserve">интерфейс? Определите, каким является адрес — индивидуальным или груп-</w:t>
+      </w:r>
+      <w:r>
+        <w:t xml:space="preserve"> </w:t>
+      </w:r>
+      <w:r>
+        <w:t xml:space="preserve">повым, глобально администрируемым или локально администрируемым. (рис. 3)</w:t>
+      </w:r>
+    </w:p>
+    <w:p>
+      <w:pPr>
+        <w:pStyle w:val="CaptionedFigure"/>
+      </w:pPr>
+      <w:r>
+        <w:drawing>
+          <wp:inline>
+            <wp:extent cx="3733800" cy="2781817"/>
+            <wp:effectExtent b="0" l="0" r="0" t="0"/>
+            <wp:docPr descr="Структура" title="" id="28" name="Picture"/>
+            <a:graphic>
+              <a:graphicData uri="http://schemas.openxmlformats.org/drawingml/2006/picture">
+                <pic:pic>
+                  <pic:nvPicPr>
+                    <pic:cNvPr descr="image/3.png" id="29" name="Picture"/>
+                    <pic:cNvPicPr>
+                      <a:picLocks noChangeArrowheads="1" noChangeAspect="1"/>
+                    </pic:cNvPicPr>
+                  </pic:nvPicPr>
+                  <pic:blipFill>
+                    <a:blip r:embed="rId27"/>
+                    <a:stretch>
+                      <a:fillRect/>
+                    </a:stretch>
+                  </pic:blipFill>
+                  <pic:spPr bwMode="auto">
+                    <a:xfrm>
+                      <a:off x="0" y="0"/>
+                      <a:ext cx="3733800" cy="2781817"/>
+                    </a:xfrm>
+                    <a:prstGeom prst="rect">
+                      <a:avLst/>
+                    </a:prstGeom>
+                    <a:noFill/>
+                    <a:ln w="9525">
+                      <a:noFill/>
+                      <a:headEnd/>
+                      <a:tailEnd/>
+                    </a:ln>
+                  </pic:spPr>
+                </pic:pic>
+              </a:graphicData>
+            </a:graphic>
+          </wp:inline>
+        </w:drawing>
+      </w:r>
+    </w:p>
+    <w:p>
+      <w:pPr>
+        <w:pStyle w:val="ImageCaption"/>
+      </w:pPr>
+      <w:r>
+        <w:t xml:space="preserve">Рис. 3: Структура</w:t>
+      </w:r>
+    </w:p>
+    <w:p>
+      <w:pPr>
+        <w:pStyle w:val="BodyText"/>
+      </w:pPr>
+      <w:r>
+        <w:t xml:space="preserve">Анализ кадров канального уровня в Wireshark</w:t>
+      </w:r>
+    </w:p>
+    <w:p>
+      <w:pPr>
+        <w:pStyle w:val="BodyText"/>
+      </w:pPr>
+      <w:r>
+        <w:t xml:space="preserve">Постановка задачи</w:t>
+      </w:r>
+    </w:p>
+    <w:p>
+      <w:pPr>
+        <w:pStyle w:val="Compact"/>
+        <w:numPr>
+          <w:ilvl w:val="0"/>
+          <w:numId w:val="1005"/>
+        </w:numPr>
+      </w:pPr>
+      <w:r>
+        <w:t xml:space="preserve">Установить на домашнем устройстве Wireshark.</w:t>
+      </w:r>
+    </w:p>
+    <w:p>
+      <w:pPr>
+        <w:pStyle w:val="Compact"/>
+        <w:numPr>
+          <w:ilvl w:val="0"/>
+          <w:numId w:val="1005"/>
+        </w:numPr>
+      </w:pPr>
+      <w:r>
+        <w:t xml:space="preserve">С помощью Wireshark захватить и проанализировать пакеты ARP и ICMP</w:t>
+      </w:r>
+      <w:r>
+        <w:t xml:space="preserve"> </w:t>
+      </w:r>
+      <w:r>
+        <w:t xml:space="preserve">в части кадров канального уровня.</w:t>
+      </w:r>
+    </w:p>
+    <w:p>
+      <w:pPr>
+        <w:pStyle w:val="FirstParagraph"/>
+      </w:pPr>
+      <w:r>
+        <w:t xml:space="preserve">Порядок выполнения работы</w:t>
+      </w:r>
+    </w:p>
+    <w:p>
+      <w:pPr>
+        <w:numPr>
+          <w:ilvl w:val="0"/>
+          <w:numId w:val="1006"/>
+        </w:numPr>
+      </w:pPr>
+      <w:r>
+        <w:t xml:space="preserve">Установите на вашем устройстве Wireshark.</w:t>
+      </w:r>
+    </w:p>
+    <w:p>
+      <w:pPr>
+        <w:numPr>
+          <w:ilvl w:val="0"/>
+          <w:numId w:val="1006"/>
+        </w:numPr>
+      </w:pPr>
+      <w:r>
+        <w:t xml:space="preserve">Запустите Wireshark. Выберите активный на вашем устройстве сетевой ин-</w:t>
+      </w:r>
+      <w:r>
+        <w:t xml:space="preserve"> </w:t>
+      </w:r>
+      <w:r>
+        <w:t xml:space="preserve">терфейс. Убедитесь, что начался процесс захвата трафика.</w:t>
+      </w:r>
+    </w:p>
+    <w:p>
+      <w:pPr>
+        <w:numPr>
+          <w:ilvl w:val="0"/>
+          <w:numId w:val="1006"/>
+        </w:numPr>
+      </w:pPr>
+      <w:r>
+        <w:t xml:space="preserve">На вашем устройстве в консоли определите с помощью команды ipconfig</w:t>
+      </w:r>
+      <w:r>
+        <w:t xml:space="preserve"> </w:t>
+      </w:r>
+      <w:r>
+        <w:t xml:space="preserve">для ОС типа Windows или ifconfig для систем типа Linux IP-адрес вашего</w:t>
+      </w:r>
+      <w:r>
+        <w:t xml:space="preserve"> </w:t>
+      </w:r>
+      <w:r>
+        <w:t xml:space="preserve">устройства и шлюз по умолчанию (default gateway).</w:t>
+      </w:r>
+    </w:p>
+    <w:p>
+      <w:pPr>
+        <w:numPr>
+          <w:ilvl w:val="0"/>
+          <w:numId w:val="1006"/>
+        </w:numPr>
+      </w:pPr>
+      <w:r>
+        <w:t xml:space="preserve">На вашем устройстве в консоли с помощью команды ping адрес_шлюза</w:t>
+      </w:r>
+      <w:r>
+        <w:t xml:space="preserve"> </w:t>
+      </w:r>
+      <w:r>
+        <w:t xml:space="preserve">пропингуйте шлюз по умолчанию. Для остановки процесса используйте ком-</w:t>
+      </w:r>
+      <w:r>
+        <w:t xml:space="preserve"> </w:t>
+      </w:r>
+      <w:r>
+        <w:t xml:space="preserve">бинацию клавиш Ctrl + c или изначально при помощи параметров команды</w:t>
+      </w:r>
+      <w:r>
+        <w:t xml:space="preserve"> </w:t>
+      </w:r>
+      <w:r>
+        <w:t xml:space="preserve">ping задайте число сообщений эхо-запроса.</w:t>
+      </w:r>
+    </w:p>
+    <w:p>
+      <w:pPr>
+        <w:numPr>
+          <w:ilvl w:val="0"/>
+          <w:numId w:val="1006"/>
+        </w:numPr>
+      </w:pPr>
+      <w:r>
+        <w:t xml:space="preserve">В Wireshark остановите захват трафика. В строке фильтра пропишите фильтр</w:t>
+      </w:r>
+      <w:r>
+        <w:t xml:space="preserve"> </w:t>
+      </w:r>
+      <w:r>
+        <w:t xml:space="preserve">arp or icmp. Убедитесь, что в списке пакетов отобразятся только пакеты</w:t>
+      </w:r>
+      <w:r>
+        <w:t xml:space="preserve"> </w:t>
+      </w:r>
+      <w:r>
+        <w:t xml:space="preserve">ARP или ICMP, в частности пакеты, которые были сгенерированы с помощью</w:t>
+      </w:r>
+      <w:r>
+        <w:t xml:space="preserve"> </w:t>
+      </w:r>
+      <w:r>
+        <w:t xml:space="preserve">команды ping, отправленной с вашего устройства на шлюз по умолчанию.</w:t>
+      </w:r>
+    </w:p>
+    <w:p>
+      <w:pPr>
+        <w:numPr>
+          <w:ilvl w:val="0"/>
+          <w:numId w:val="1006"/>
+        </w:numPr>
+      </w:pPr>
+      <w:r>
+        <w:t xml:space="preserve">Изучите эхо-запрос и эхо-ответ ICMP в программе Wireshark:</w:t>
+      </w:r>
+      <w:r>
+        <w:t xml:space="preserve"> </w:t>
+      </w:r>
+      <w:r>
+        <w:t xml:space="preserve">– На панели списка пакетов (верхний раздел) выберите первый указанный</w:t>
+      </w:r>
+      <w:r>
+        <w:t xml:space="preserve"> </w:t>
+      </w:r>
+      <w:r>
+        <w:t xml:space="preserve">кадр ICMP — эхо-запрос. Изучите информацию на панели сведений о па-</w:t>
+      </w:r>
+      <w:r>
+        <w:t xml:space="preserve"> </w:t>
+      </w:r>
+      <w:r>
+        <w:t xml:space="preserve">кете в средней части экрана. В отчёте укажите длину кадра, к какому типу</w:t>
+      </w:r>
+      <w:r>
+        <w:t xml:space="preserve"> </w:t>
+      </w:r>
+      <w:r>
+        <w:t xml:space="preserve">Ethernet относится кадр, определите MAC-адреса источника и шлюза, опре-</w:t>
+      </w:r>
+      <w:r>
+        <w:t xml:space="preserve"> </w:t>
+      </w:r>
+      <w:r>
+        <w:t xml:space="preserve">делите тип MAC-адресов.</w:t>
+      </w:r>
+      <w:r>
+        <w:t xml:space="preserve"> </w:t>
+      </w:r>
+      <w:r>
+        <w:t xml:space="preserve">– На панели списка пакетов (верхний раздел) выберите второй указанный</w:t>
+      </w:r>
+      <w:r>
+        <w:t xml:space="preserve"> </w:t>
+      </w:r>
+      <w:r>
+        <w:t xml:space="preserve">кадр ICMP — эхо-ответ. Изучите информацию на панели сведений о паке-</w:t>
+      </w:r>
+      <w:r>
+        <w:t xml:space="preserve"> </w:t>
+      </w:r>
+      <w:r>
+        <w:t xml:space="preserve">те в средней части экрана. В отчёте укажите длину кадра, к какому типу</w:t>
+      </w:r>
+      <w:r>
+        <w:t xml:space="preserve"> </w:t>
+      </w:r>
+      <w:r>
+        <w:t xml:space="preserve">Ethernet относится кадр, определите MAC-адреса источника и шлюза, опре-</w:t>
+      </w:r>
+      <w:r>
+        <w:t xml:space="preserve"> </w:t>
+      </w:r>
+      <w:r>
+        <w:t xml:space="preserve">делите тип MAC-адресов.</w:t>
+      </w:r>
+    </w:p>
+    <w:p>
+      <w:pPr>
+        <w:numPr>
+          <w:ilvl w:val="0"/>
+          <w:numId w:val="1006"/>
+        </w:numPr>
+      </w:pPr>
+      <w:r>
+        <w:t xml:space="preserve">Изучите кадры данных протокола ARP. Изучите данные в полях заголовка</w:t>
+      </w:r>
+      <w:r>
+        <w:t xml:space="preserve"> </w:t>
+      </w:r>
+      <w:r>
+        <w:t xml:space="preserve">Ethernet II.</w:t>
+      </w:r>
+    </w:p>
+    <w:p>
+      <w:pPr>
+        <w:numPr>
+          <w:ilvl w:val="0"/>
+          <w:numId w:val="1006"/>
+        </w:numPr>
+      </w:pPr>
+      <w:r>
+        <w:t xml:space="preserve">Начните новый процесс захвата трафика в Wireshark. На вашем устройстве</w:t>
+      </w:r>
+      <w:r>
+        <w:t xml:space="preserve"> </w:t>
+      </w:r>
+      <w:r>
+        <w:t xml:space="preserve">в консоли пропингуйте по имени какой-нибудь известный вам адрес, напри-</w:t>
+      </w:r>
+      <w:r>
+        <w:t xml:space="preserve"> </w:t>
+      </w:r>
+      <w:r>
+        <w:t xml:space="preserve">мер ping rudn.ru.(рис. 4)</w:t>
+      </w:r>
+    </w:p>
+    <w:p>
+      <w:pPr>
+        <w:pStyle w:val="CaptionedFigure"/>
+      </w:pPr>
+      <w:r>
+        <w:drawing>
+          <wp:inline>
+            <wp:extent cx="3733800" cy="1356570"/>
+            <wp:effectExtent b="0" l="0" r="0" t="0"/>
+            <wp:docPr descr="Пингуем" title="" id="31" name="Picture"/>
+            <a:graphic>
+              <a:graphicData uri="http://schemas.openxmlformats.org/drawingml/2006/picture">
+                <pic:pic>
+                  <pic:nvPicPr>
+                    <pic:cNvPr descr="image/4.png" id="32" name="Picture"/>
+                    <pic:cNvPicPr>
+                      <a:picLocks noChangeArrowheads="1" noChangeAspect="1"/>
+                    </pic:cNvPicPr>
+                  </pic:nvPicPr>
+                  <pic:blipFill>
+                    <a:blip r:embed="rId30"/>
+                    <a:stretch>
+                      <a:fillRect/>
+                    </a:stretch>
+                  </pic:blipFill>
+                  <pic:spPr bwMode="auto">
+                    <a:xfrm>
+                      <a:off x="0" y="0"/>
+                      <a:ext cx="3733800" cy="1356570"/>
+                    </a:xfrm>
+                    <a:prstGeom prst="rect">
+                      <a:avLst/>
+                    </a:prstGeom>
+                    <a:noFill/>
+                    <a:ln w="9525">
+                      <a:noFill/>
+                      <a:headEnd/>
+                      <a:tailEnd/>
+                    </a:ln>
+                  </pic:spPr>
+                </pic:pic>
+              </a:graphicData>
+            </a:graphic>
+          </wp:inline>
+        </w:drawing>
+      </w:r>
+    </w:p>
+    <w:p>
+      <w:pPr>
+        <w:pStyle w:val="ImageCaption"/>
+      </w:pPr>
+      <w:r>
+        <w:t xml:space="preserve">Рис. 4: Пингуем</w:t>
+      </w:r>
+    </w:p>
+    <w:p>
+      <w:pPr>
+        <w:pStyle w:val="Compact"/>
+        <w:numPr>
+          <w:ilvl w:val="0"/>
+          <w:numId w:val="1007"/>
+        </w:numPr>
+      </w:pPr>
+      <w:r>
+        <w:t xml:space="preserve">В Wireshark остановите захват трафика. Изучите запросы и ответы протоколов</w:t>
+      </w:r>
+      <w:r>
+        <w:t xml:space="preserve"> </w:t>
+      </w:r>
+      <w:r>
+        <w:t xml:space="preserve">ARP и ICMP. Определите MAC-адреса источника и получателя, определите</w:t>
+      </w:r>
+      <w:r>
+        <w:t xml:space="preserve"> </w:t>
+      </w:r>
+      <w:r>
+        <w:t xml:space="preserve">тип MAC-адресов.</w:t>
+      </w:r>
+    </w:p>
+    <w:p>
+      <w:pPr>
+        <w:pStyle w:val="FirstParagraph"/>
+      </w:pPr>
+      <w:r>
+        <w:t xml:space="preserve">Анализ протоколов транспортного уровня</w:t>
+      </w:r>
+      <w:r>
+        <w:t xml:space="preserve"> </w:t>
+      </w:r>
+      <w:r>
+        <w:t xml:space="preserve">в Wireshark</w:t>
+      </w:r>
+    </w:p>
+    <w:p>
+      <w:pPr>
+        <w:pStyle w:val="BodyText"/>
+      </w:pPr>
+      <w:r>
+        <w:t xml:space="preserve">Постановка задачи</w:t>
+      </w:r>
+    </w:p>
+    <w:p>
+      <w:pPr>
+        <w:pStyle w:val="BodyText"/>
+      </w:pPr>
+      <w:r>
+        <w:t xml:space="preserve">С помощью Wireshark захватить и проанализировать пакеты HTTP, DNS в части</w:t>
+      </w:r>
+      <w:r>
+        <w:t xml:space="preserve"> </w:t>
+      </w:r>
+      <w:r>
+        <w:t xml:space="preserve">заголовков и информации протоколов TCP, UDP, QUIC.</w:t>
+      </w:r>
+    </w:p>
+    <w:p>
+      <w:pPr>
+        <w:pStyle w:val="BodyText"/>
+      </w:pPr>
+      <w:r>
+        <w:t xml:space="preserve">Порядок выполнения работы</w:t>
+      </w:r>
+    </w:p>
+    <w:p>
+      <w:pPr>
+        <w:pStyle w:val="Compact"/>
+        <w:numPr>
+          <w:ilvl w:val="0"/>
+          <w:numId w:val="1008"/>
+        </w:numPr>
+      </w:pPr>
+      <w:r>
+        <w:t xml:space="preserve">Запустите Wireshark. Выберите активный на вашем устройстве сетевой ин-</w:t>
+      </w:r>
+      <w:r>
+        <w:t xml:space="preserve"> </w:t>
+      </w:r>
+      <w:r>
+        <w:t xml:space="preserve">терфейс. Убедитесь, что начался процесс захвата трафика.</w:t>
+      </w:r>
+    </w:p>
+    <w:p>
+      <w:pPr>
+        <w:pStyle w:val="Compact"/>
+        <w:numPr>
+          <w:ilvl w:val="0"/>
+          <w:numId w:val="1008"/>
+        </w:numPr>
+      </w:pPr>
+      <w:r>
+        <w:t xml:space="preserve">На вашем устройстве в браузере перейдите на сайт, работающий по протоколу</w:t>
+      </w:r>
+      <w:r>
+        <w:t xml:space="preserve"> </w:t>
+      </w:r>
+      <w:r>
+        <w:t xml:space="preserve">HTTP (например, на сайт CERN http://info.cern.ch/). При необходимо-</w:t>
+      </w:r>
+      <w:r>
+        <w:t xml:space="preserve"> </w:t>
+      </w:r>
+      <w:r>
+        <w:t xml:space="preserve">сти получения большей информации для Wireshark поперемещайтесь по</w:t>
+      </w:r>
+      <w:r>
+        <w:t xml:space="preserve"> </w:t>
+      </w:r>
+      <w:r>
+        <w:t xml:space="preserve">ссылкам или разделам сайта в браузере.</w:t>
+      </w:r>
+    </w:p>
+    <w:p>
+      <w:pPr>
+        <w:pStyle w:val="Compact"/>
+        <w:numPr>
+          <w:ilvl w:val="0"/>
+          <w:numId w:val="1008"/>
+        </w:numPr>
+      </w:pPr>
+      <w:r>
+        <w:t xml:space="preserve">В Wireshark в строке фильтра укажите http и проанализируйте информацию</w:t>
+      </w:r>
+      <w:r>
+        <w:t xml:space="preserve"> </w:t>
+      </w:r>
+      <w:r>
+        <w:t xml:space="preserve">по протоколу TCP в случае запросов и ответов. В отчёте приведите пояснение</w:t>
+      </w:r>
+      <w:r>
+        <w:t xml:space="preserve"> </w:t>
+      </w:r>
+      <w:r>
+        <w:t xml:space="preserve">по информации, захваченной в Wireshark.</w:t>
+      </w:r>
+    </w:p>
+    <w:p>
+      <w:pPr>
+        <w:pStyle w:val="Compact"/>
+        <w:numPr>
+          <w:ilvl w:val="0"/>
+          <w:numId w:val="1008"/>
+        </w:numPr>
+      </w:pPr>
+      <w:r>
+        <w:t xml:space="preserve">Wireshark в строке фильтра укажите dns и проанализируйте информацию по</w:t>
+      </w:r>
+      <w:r>
+        <w:t xml:space="preserve"> </w:t>
+      </w:r>
+      <w:r>
+        <w:t xml:space="preserve">протоколу UDP в случае запросов и ответов. В отчёте приведите пояснение</w:t>
+      </w:r>
+      <w:r>
+        <w:t xml:space="preserve"> </w:t>
+      </w:r>
+      <w:r>
+        <w:t xml:space="preserve">по информации, захваченной в Wireshark.(рис. 5)</w:t>
+      </w:r>
+    </w:p>
+    <w:p>
+      <w:pPr>
+        <w:pStyle w:val="CaptionedFigure"/>
+      </w:pPr>
+      <w:r>
+        <w:drawing>
+          <wp:inline>
+            <wp:extent cx="3733800" cy="1982959"/>
+            <wp:effectExtent b="0" l="0" r="0" t="0"/>
+            <wp:docPr descr="Протокол UDP" title="" id="34" name="Picture"/>
+            <a:graphic>
+              <a:graphicData uri="http://schemas.openxmlformats.org/drawingml/2006/picture">
+                <pic:pic>
+                  <pic:nvPicPr>
+                    <pic:cNvPr descr="image/5.png" id="35" name="Picture"/>
+                    <pic:cNvPicPr>
+                      <a:picLocks noChangeArrowheads="1" noChangeAspect="1"/>
+                    </pic:cNvPicPr>
+                  </pic:nvPicPr>
+                  <pic:blipFill>
+                    <a:blip r:embed="rId33"/>
+                    <a:stretch>
+                      <a:fillRect/>
+                    </a:stretch>
+                  </pic:blipFill>
+                  <pic:spPr bwMode="auto">
+                    <a:xfrm>
+                      <a:off x="0" y="0"/>
+                      <a:ext cx="3733800" cy="1982959"/>
+                    </a:xfrm>
+                    <a:prstGeom prst="rect">
+                      <a:avLst/>
+                    </a:prstGeom>
+                    <a:noFill/>
+                    <a:ln w="9525">
+                      <a:noFill/>
+                      <a:headEnd/>
+                      <a:tailEnd/>
+                    </a:ln>
+                  </pic:spPr>
+                </pic:pic>
+              </a:graphicData>
+            </a:graphic>
+          </wp:inline>
+        </w:drawing>
+      </w:r>
+    </w:p>
+    <w:p>
+      <w:pPr>
+        <w:pStyle w:val="ImageCaption"/>
+      </w:pPr>
+      <w:r>
+        <w:t xml:space="preserve">Рис. 5: Протокол UDP</w:t>
+      </w:r>
+    </w:p>
+    <w:p>
+      <w:pPr>
+        <w:pStyle w:val="Compact"/>
+        <w:numPr>
+          <w:ilvl w:val="0"/>
+          <w:numId w:val="1009"/>
+        </w:numPr>
+      </w:pPr>
+      <w:r>
+        <w:t xml:space="preserve">Wireshark в строке фильтра укажите quic и проанализируйте информацию по</w:t>
+      </w:r>
+      <w:r>
+        <w:t xml:space="preserve"> </w:t>
+      </w:r>
+      <w:r>
+        <w:t xml:space="preserve">протоколу quic в случае запросов и ответов. В отчёте приведите пояснение</w:t>
+      </w:r>
+      <w:r>
+        <w:t xml:space="preserve"> </w:t>
+      </w:r>
+      <w:r>
+        <w:t xml:space="preserve">по информации, захваченной в Wireshark.</w:t>
+      </w:r>
+    </w:p>
+    <w:p>
+      <w:pPr>
+        <w:pStyle w:val="Compact"/>
+        <w:numPr>
+          <w:ilvl w:val="0"/>
+          <w:numId w:val="1009"/>
+        </w:numPr>
+      </w:pPr>
+      <w:r>
+        <w:t xml:space="preserve">Остановите захват трафика в Wireshark.</w:t>
+      </w:r>
+    </w:p>
+    <w:p>
+      <w:pPr>
+        <w:pStyle w:val="FirstParagraph"/>
+      </w:pPr>
+      <w:r>
+        <w:t xml:space="preserve">Анализ handshake протокола TCP в Wireshark</w:t>
+      </w:r>
+    </w:p>
+    <w:p>
+      <w:pPr>
+        <w:pStyle w:val="BodyText"/>
+      </w:pPr>
+      <w:r>
+        <w:t xml:space="preserve">Постановка задачи</w:t>
+      </w:r>
+    </w:p>
+    <w:p>
+      <w:pPr>
+        <w:pStyle w:val="BodyText"/>
+      </w:pPr>
+      <w:r>
+        <w:t xml:space="preserve">С помощью Wireshark проанализировать handshake протокола TCP.</w:t>
+      </w:r>
+    </w:p>
+    <w:p>
+      <w:pPr>
+        <w:pStyle w:val="BodyText"/>
+      </w:pPr>
+      <w:r>
+        <w:t xml:space="preserve">Порядок выполнения работы</w:t>
+      </w:r>
+    </w:p>
+    <w:p>
+      <w:pPr>
+        <w:pStyle w:val="Compact"/>
+        <w:numPr>
+          <w:ilvl w:val="0"/>
+          <w:numId w:val="1010"/>
+        </w:numPr>
+      </w:pPr>
+      <w:r>
+        <w:t xml:space="preserve">Запустите Wireshark. Выберите активный на вашем устройстве сетевой ин-</w:t>
+      </w:r>
+      <w:r>
+        <w:t xml:space="preserve"> </w:t>
+      </w:r>
+      <w:r>
+        <w:t xml:space="preserve">терфейс. Убедитесь, что начался процесс захвата трафика.</w:t>
+      </w:r>
+    </w:p>
+    <w:p>
+      <w:pPr>
+        <w:pStyle w:val="Compact"/>
+        <w:numPr>
+          <w:ilvl w:val="0"/>
+          <w:numId w:val="1010"/>
+        </w:numPr>
+      </w:pPr>
+      <w:r>
+        <w:t xml:space="preserve">На вашем устройстве или используйте подсоединение по telnet или ssh к ва-</w:t>
+      </w:r>
+      <w:r>
+        <w:t xml:space="preserve"> </w:t>
+      </w:r>
+      <w:r>
+        <w:t xml:space="preserve">шему маршрутизатору (например с помощью PUTTY или соответствующих</w:t>
+      </w:r>
+      <w:r>
+        <w:t xml:space="preserve"> </w:t>
+      </w:r>
+      <w:r>
+        <w:t xml:space="preserve">команд в консоли), или соединение по HTTP с каким-то сайтом для захвата</w:t>
+      </w:r>
+      <w:r>
+        <w:t xml:space="preserve"> </w:t>
+      </w:r>
+      <w:r>
+        <w:t xml:space="preserve">в Wireshark пакетов TCP.</w:t>
+      </w:r>
+    </w:p>
+    <w:p>
+      <w:pPr>
+        <w:pStyle w:val="Compact"/>
+        <w:numPr>
+          <w:ilvl w:val="0"/>
+          <w:numId w:val="1010"/>
+        </w:numPr>
+      </w:pPr>
+      <w:r>
+        <w:t xml:space="preserve">В Wireshark проанализируйте handshake протокола TCP, в отчёте приведите</w:t>
+      </w:r>
+      <w:r>
+        <w:t xml:space="preserve"> </w:t>
+      </w:r>
+      <w:r>
+        <w:t xml:space="preserve">пример с пояснениями изменения значений соответствующих сообщений</w:t>
+      </w:r>
+      <w:r>
+        <w:t xml:space="preserve"> </w:t>
+      </w:r>
+      <w:r>
+        <w:t xml:space="preserve">при установлении соединения по TCP.</w:t>
+      </w:r>
+    </w:p>
+    <w:p>
+      <w:pPr>
+        <w:pStyle w:val="Compact"/>
+        <w:numPr>
+          <w:ilvl w:val="0"/>
+          <w:numId w:val="1010"/>
+        </w:numPr>
+      </w:pPr>
+      <w:r>
+        <w:t xml:space="preserve">В Wireshark в меню «Статистика» выберете «График Потока».</w:t>
+      </w:r>
+    </w:p>
+    <w:p>
+      <w:pPr>
+        <w:pStyle w:val="Compact"/>
+        <w:numPr>
+          <w:ilvl w:val="0"/>
+          <w:numId w:val="1010"/>
+        </w:numPr>
+      </w:pPr>
+      <w:r>
+        <w:t xml:space="preserve">Остановите захват трафика в Wireshark.(рис. 6)</w:t>
+      </w:r>
+    </w:p>
+    <w:p>
+      <w:pPr>
+        <w:pStyle w:val="CaptionedFigure"/>
+      </w:pPr>
+      <w:r>
+        <w:drawing>
+          <wp:inline>
+            <wp:extent cx="3733800" cy="2105014"/>
+            <wp:effectExtent b="0" l="0" r="0" t="0"/>
+            <wp:docPr descr="График потока" title="" id="37" name="Picture"/>
+            <a:graphic>
+              <a:graphicData uri="http://schemas.openxmlformats.org/drawingml/2006/picture">
+                <pic:pic>
+                  <pic:nvPicPr>
+                    <pic:cNvPr descr="image/6.png" id="38" name="Picture"/>
+                    <pic:cNvPicPr>
+                      <a:picLocks noChangeArrowheads="1" noChangeAspect="1"/>
+                    </pic:cNvPicPr>
+                  </pic:nvPicPr>
+                  <pic:blipFill>
+                    <a:blip r:embed="rId36"/>
+                    <a:stretch>
+                      <a:fillRect/>
+                    </a:stretch>
+                  </pic:blipFill>
+                  <pic:spPr bwMode="auto">
+                    <a:xfrm>
+                      <a:off x="0" y="0"/>
+                      <a:ext cx="3733800" cy="2105014"/>
+                    </a:xfrm>
+                    <a:prstGeom prst="rect">
+                      <a:avLst/>
+                    </a:prstGeom>
+                    <a:noFill/>
+                    <a:ln w="9525">
+                      <a:noFill/>
+                      <a:headEnd/>
+                      <a:tailEnd/>
+                    </a:ln>
+                  </pic:spPr>
+                </pic:pic>
+              </a:graphicData>
+            </a:graphic>
+          </wp:inline>
+        </w:drawing>
+      </w:r>
+    </w:p>
+    <w:p>
+      <w:pPr>
+        <w:pStyle w:val="ImageCaption"/>
+      </w:pPr>
+      <w:r>
+        <w:t xml:space="preserve">Рис. 6: График потока</w:t>
+      </w:r>
+    </w:p>
+    <w:bookmarkEnd w:id="39"/>
+    <w:bookmarkStart w:id="40" w:name="выводы"/>
     <w:p>
       <w:pPr>
         <w:pStyle w:val="Heading1"/>
@@ -244,10 +1215,16 @@
         <w:pStyle w:val="FirstParagraph"/>
       </w:pPr>
       <w:r>
-        <w:t xml:space="preserve">Мы получили навыки работы в Hydra.</w:t>
-      </w:r>
-    </w:p>
-    <w:bookmarkEnd w:id="25"/>
+        <w:t xml:space="preserve">Мы изучили посредством Wireshark кадров Ethernet, анализ PDU протоколов</w:t>
+      </w:r>
+      <w:r>
+        <w:t xml:space="preserve"> </w:t>
+      </w:r>
+      <w:r>
+        <w:t xml:space="preserve">транспортного и прикладного уровней стека TCP/IP.</w:t>
+      </w:r>
+    </w:p>
+    <w:bookmarkEnd w:id="40"/>
     <w:sectPr/>
   </w:body>
 </w:document>
@@ -354,8 +1331,733 @@
       </w:pPr>
     </w:lvl>
   </w:abstractNum>
+  <w:abstractNum w:abstractNumId="99411">
+    <w:nsid w:val="00A99411"/>
+    <w:multiLevelType w:val="multilevel"/>
+    <w:lvl w:ilvl="0">
+      <w:start w:val="1"/>
+      <w:numFmt w:val="decimal"/>
+      <w:lvlText w:val="%1."/>
+      <w:lvlJc w:val="left"/>
+      <w:pPr>
+        <w:ind w:left="720" w:hanging="480"/>
+      </w:pPr>
+    </w:lvl>
+    <w:lvl w:ilvl="1">
+      <w:start w:val="1"/>
+      <w:numFmt w:val="decimal"/>
+      <w:lvlText w:val="%2."/>
+      <w:lvlJc w:val="left"/>
+      <w:pPr>
+        <w:ind w:left="1440" w:hanging="480"/>
+      </w:pPr>
+    </w:lvl>
+    <w:lvl w:ilvl="2">
+      <w:start w:val="1"/>
+      <w:numFmt w:val="decimal"/>
+      <w:lvlText w:val="%3."/>
+      <w:lvlJc w:val="left"/>
+      <w:pPr>
+        <w:ind w:left="2160" w:hanging="480"/>
+      </w:pPr>
+    </w:lvl>
+    <w:lvl w:ilvl="3">
+      <w:start w:val="1"/>
+      <w:numFmt w:val="decimal"/>
+      <w:lvlText w:val="%4."/>
+      <w:lvlJc w:val="left"/>
+      <w:pPr>
+        <w:ind w:left="2880" w:hanging="480"/>
+      </w:pPr>
+    </w:lvl>
+    <w:lvl w:ilvl="4">
+      <w:start w:val="1"/>
+      <w:numFmt w:val="decimal"/>
+      <w:lvlText w:val="%5."/>
+      <w:lvlJc w:val="left"/>
+      <w:pPr>
+        <w:ind w:left="3600" w:hanging="480"/>
+      </w:pPr>
+    </w:lvl>
+    <w:lvl w:ilvl="5">
+      <w:start w:val="1"/>
+      <w:numFmt w:val="decimal"/>
+      <w:lvlText w:val="%6."/>
+      <w:lvlJc w:val="left"/>
+      <w:pPr>
+        <w:ind w:left="4320" w:hanging="480"/>
+      </w:pPr>
+    </w:lvl>
+    <w:lvl w:ilvl="6">
+      <w:start w:val="1"/>
+      <w:numFmt w:val="decimal"/>
+      <w:lvlText w:val="%7."/>
+      <w:lvlJc w:val="left"/>
+      <w:pPr>
+        <w:ind w:left="5040" w:hanging="480"/>
+      </w:pPr>
+    </w:lvl>
+    <w:lvl w:ilvl="7">
+      <w:start w:val="1"/>
+      <w:numFmt w:val="decimal"/>
+      <w:lvlText w:val="%8."/>
+      <w:lvlJc w:val="left"/>
+      <w:pPr>
+        <w:ind w:left="5760" w:hanging="480"/>
+      </w:pPr>
+    </w:lvl>
+    <w:lvl w:ilvl="8">
+      <w:start w:val="1"/>
+      <w:numFmt w:val="decimal"/>
+      <w:lvlText w:val="%9."/>
+      <w:lvlJc w:val="left"/>
+      <w:pPr>
+        <w:ind w:left="6480" w:hanging="480"/>
+      </w:pPr>
+    </w:lvl>
+  </w:abstractNum>
+  <w:abstractNum w:abstractNumId="99412">
+    <w:nsid w:val="00A99412"/>
+    <w:multiLevelType w:val="multilevel"/>
+    <w:lvl w:ilvl="0">
+      <w:start w:val="2"/>
+      <w:numFmt w:val="decimal"/>
+      <w:lvlText w:val="%1."/>
+      <w:lvlJc w:val="left"/>
+      <w:pPr>
+        <w:ind w:left="720" w:hanging="480"/>
+      </w:pPr>
+    </w:lvl>
+    <w:lvl w:ilvl="1">
+      <w:start w:val="2"/>
+      <w:numFmt w:val="decimal"/>
+      <w:lvlText w:val="%2."/>
+      <w:lvlJc w:val="left"/>
+      <w:pPr>
+        <w:ind w:left="1440" w:hanging="480"/>
+      </w:pPr>
+    </w:lvl>
+    <w:lvl w:ilvl="2">
+      <w:start w:val="2"/>
+      <w:numFmt w:val="decimal"/>
+      <w:lvlText w:val="%3."/>
+      <w:lvlJc w:val="left"/>
+      <w:pPr>
+        <w:ind w:left="2160" w:hanging="480"/>
+      </w:pPr>
+    </w:lvl>
+    <w:lvl w:ilvl="3">
+      <w:start w:val="2"/>
+      <w:numFmt w:val="decimal"/>
+      <w:lvlText w:val="%4."/>
+      <w:lvlJc w:val="left"/>
+      <w:pPr>
+        <w:ind w:left="2880" w:hanging="480"/>
+      </w:pPr>
+    </w:lvl>
+    <w:lvl w:ilvl="4">
+      <w:start w:val="2"/>
+      <w:numFmt w:val="decimal"/>
+      <w:lvlText w:val="%5."/>
+      <w:lvlJc w:val="left"/>
+      <w:pPr>
+        <w:ind w:left="3600" w:hanging="480"/>
+      </w:pPr>
+    </w:lvl>
+    <w:lvl w:ilvl="5">
+      <w:start w:val="2"/>
+      <w:numFmt w:val="decimal"/>
+      <w:lvlText w:val="%6."/>
+      <w:lvlJc w:val="left"/>
+      <w:pPr>
+        <w:ind w:left="4320" w:hanging="480"/>
+      </w:pPr>
+    </w:lvl>
+    <w:lvl w:ilvl="6">
+      <w:start w:val="2"/>
+      <w:numFmt w:val="decimal"/>
+      <w:lvlText w:val="%7."/>
+      <w:lvlJc w:val="left"/>
+      <w:pPr>
+        <w:ind w:left="5040" w:hanging="480"/>
+      </w:pPr>
+    </w:lvl>
+    <w:lvl w:ilvl="7">
+      <w:start w:val="2"/>
+      <w:numFmt w:val="decimal"/>
+      <w:lvlText w:val="%8."/>
+      <w:lvlJc w:val="left"/>
+      <w:pPr>
+        <w:ind w:left="5760" w:hanging="480"/>
+      </w:pPr>
+    </w:lvl>
+    <w:lvl w:ilvl="8">
+      <w:start w:val="2"/>
+      <w:numFmt w:val="decimal"/>
+      <w:lvlText w:val="%9."/>
+      <w:lvlJc w:val="left"/>
+      <w:pPr>
+        <w:ind w:left="6480" w:hanging="480"/>
+      </w:pPr>
+    </w:lvl>
+  </w:abstractNum>
+  <w:abstractNum w:abstractNumId="99413">
+    <w:nsid w:val="00A99413"/>
+    <w:multiLevelType w:val="multilevel"/>
+    <w:lvl w:ilvl="0">
+      <w:start w:val="3"/>
+      <w:numFmt w:val="decimal"/>
+      <w:lvlText w:val="%1."/>
+      <w:lvlJc w:val="left"/>
+      <w:pPr>
+        <w:ind w:left="720" w:hanging="480"/>
+      </w:pPr>
+    </w:lvl>
+    <w:lvl w:ilvl="1">
+      <w:start w:val="3"/>
+      <w:numFmt w:val="decimal"/>
+      <w:lvlText w:val="%2."/>
+      <w:lvlJc w:val="left"/>
+      <w:pPr>
+        <w:ind w:left="1440" w:hanging="480"/>
+      </w:pPr>
+    </w:lvl>
+    <w:lvl w:ilvl="2">
+      <w:start w:val="3"/>
+      <w:numFmt w:val="decimal"/>
+      <w:lvlText w:val="%3."/>
+      <w:lvlJc w:val="left"/>
+      <w:pPr>
+        <w:ind w:left="2160" w:hanging="480"/>
+      </w:pPr>
+    </w:lvl>
+    <w:lvl w:ilvl="3">
+      <w:start w:val="3"/>
+      <w:numFmt w:val="decimal"/>
+      <w:lvlText w:val="%4."/>
+      <w:lvlJc w:val="left"/>
+      <w:pPr>
+        <w:ind w:left="2880" w:hanging="480"/>
+      </w:pPr>
+    </w:lvl>
+    <w:lvl w:ilvl="4">
+      <w:start w:val="3"/>
+      <w:numFmt w:val="decimal"/>
+      <w:lvlText w:val="%5."/>
+      <w:lvlJc w:val="left"/>
+      <w:pPr>
+        <w:ind w:left="3600" w:hanging="480"/>
+      </w:pPr>
+    </w:lvl>
+    <w:lvl w:ilvl="5">
+      <w:start w:val="3"/>
+      <w:numFmt w:val="decimal"/>
+      <w:lvlText w:val="%6."/>
+      <w:lvlJc w:val="left"/>
+      <w:pPr>
+        <w:ind w:left="4320" w:hanging="480"/>
+      </w:pPr>
+    </w:lvl>
+    <w:lvl w:ilvl="6">
+      <w:start w:val="3"/>
+      <w:numFmt w:val="decimal"/>
+      <w:lvlText w:val="%7."/>
+      <w:lvlJc w:val="left"/>
+      <w:pPr>
+        <w:ind w:left="5040" w:hanging="480"/>
+      </w:pPr>
+    </w:lvl>
+    <w:lvl w:ilvl="7">
+      <w:start w:val="3"/>
+      <w:numFmt w:val="decimal"/>
+      <w:lvlText w:val="%8."/>
+      <w:lvlJc w:val="left"/>
+      <w:pPr>
+        <w:ind w:left="5760" w:hanging="480"/>
+      </w:pPr>
+    </w:lvl>
+    <w:lvl w:ilvl="8">
+      <w:start w:val="3"/>
+      <w:numFmt w:val="decimal"/>
+      <w:lvlText w:val="%9."/>
+      <w:lvlJc w:val="left"/>
+      <w:pPr>
+        <w:ind w:left="6480" w:hanging="480"/>
+      </w:pPr>
+    </w:lvl>
+  </w:abstractNum>
+  <w:abstractNum w:abstractNumId="99419">
+    <w:nsid w:val="00A99419"/>
+    <w:multiLevelType w:val="multilevel"/>
+    <w:lvl w:ilvl="0">
+      <w:start w:val="9"/>
+      <w:numFmt w:val="decimal"/>
+      <w:lvlText w:val="%1."/>
+      <w:lvlJc w:val="left"/>
+      <w:pPr>
+        <w:ind w:left="720" w:hanging="480"/>
+      </w:pPr>
+    </w:lvl>
+    <w:lvl w:ilvl="1">
+      <w:start w:val="9"/>
+      <w:numFmt w:val="decimal"/>
+      <w:lvlText w:val="%2."/>
+      <w:lvlJc w:val="left"/>
+      <w:pPr>
+        <w:ind w:left="1440" w:hanging="480"/>
+      </w:pPr>
+    </w:lvl>
+    <w:lvl w:ilvl="2">
+      <w:start w:val="9"/>
+      <w:numFmt w:val="decimal"/>
+      <w:lvlText w:val="%3."/>
+      <w:lvlJc w:val="left"/>
+      <w:pPr>
+        <w:ind w:left="2160" w:hanging="480"/>
+      </w:pPr>
+    </w:lvl>
+    <w:lvl w:ilvl="3">
+      <w:start w:val="9"/>
+      <w:numFmt w:val="decimal"/>
+      <w:lvlText w:val="%4."/>
+      <w:lvlJc w:val="left"/>
+      <w:pPr>
+        <w:ind w:left="2880" w:hanging="480"/>
+      </w:pPr>
+    </w:lvl>
+    <w:lvl w:ilvl="4">
+      <w:start w:val="9"/>
+      <w:numFmt w:val="decimal"/>
+      <w:lvlText w:val="%5."/>
+      <w:lvlJc w:val="left"/>
+      <w:pPr>
+        <w:ind w:left="3600" w:hanging="480"/>
+      </w:pPr>
+    </w:lvl>
+    <w:lvl w:ilvl="5">
+      <w:start w:val="9"/>
+      <w:numFmt w:val="decimal"/>
+      <w:lvlText w:val="%6."/>
+      <w:lvlJc w:val="left"/>
+      <w:pPr>
+        <w:ind w:left="4320" w:hanging="480"/>
+      </w:pPr>
+    </w:lvl>
+    <w:lvl w:ilvl="6">
+      <w:start w:val="9"/>
+      <w:numFmt w:val="decimal"/>
+      <w:lvlText w:val="%7."/>
+      <w:lvlJc w:val="left"/>
+      <w:pPr>
+        <w:ind w:left="5040" w:hanging="480"/>
+      </w:pPr>
+    </w:lvl>
+    <w:lvl w:ilvl="7">
+      <w:start w:val="9"/>
+      <w:numFmt w:val="decimal"/>
+      <w:lvlText w:val="%8."/>
+      <w:lvlJc w:val="left"/>
+      <w:pPr>
+        <w:ind w:left="5760" w:hanging="480"/>
+      </w:pPr>
+    </w:lvl>
+    <w:lvl w:ilvl="8">
+      <w:start w:val="9"/>
+      <w:numFmt w:val="decimal"/>
+      <w:lvlText w:val="%9."/>
+      <w:lvlJc w:val="left"/>
+      <w:pPr>
+        <w:ind w:left="6480" w:hanging="480"/>
+      </w:pPr>
+    </w:lvl>
+  </w:abstractNum>
+  <w:abstractNum w:abstractNumId="99415">
+    <w:nsid w:val="00A99415"/>
+    <w:multiLevelType w:val="multilevel"/>
+    <w:lvl w:ilvl="0">
+      <w:start w:val="5"/>
+      <w:numFmt w:val="decimal"/>
+      <w:lvlText w:val="%1."/>
+      <w:lvlJc w:val="left"/>
+      <w:pPr>
+        <w:ind w:left="720" w:hanging="480"/>
+      </w:pPr>
+    </w:lvl>
+    <w:lvl w:ilvl="1">
+      <w:start w:val="5"/>
+      <w:numFmt w:val="decimal"/>
+      <w:lvlText w:val="%2."/>
+      <w:lvlJc w:val="left"/>
+      <w:pPr>
+        <w:ind w:left="1440" w:hanging="480"/>
+      </w:pPr>
+    </w:lvl>
+    <w:lvl w:ilvl="2">
+      <w:start w:val="5"/>
+      <w:numFmt w:val="decimal"/>
+      <w:lvlText w:val="%3."/>
+      <w:lvlJc w:val="left"/>
+      <w:pPr>
+        <w:ind w:left="2160" w:hanging="480"/>
+      </w:pPr>
+    </w:lvl>
+    <w:lvl w:ilvl="3">
+      <w:start w:val="5"/>
+      <w:numFmt w:val="decimal"/>
+      <w:lvlText w:val="%4."/>
+      <w:lvlJc w:val="left"/>
+      <w:pPr>
+        <w:ind w:left="2880" w:hanging="480"/>
+      </w:pPr>
+    </w:lvl>
+    <w:lvl w:ilvl="4">
+      <w:start w:val="5"/>
+      <w:numFmt w:val="decimal"/>
+      <w:lvlText w:val="%5."/>
+      <w:lvlJc w:val="left"/>
+      <w:pPr>
+        <w:ind w:left="3600" w:hanging="480"/>
+      </w:pPr>
+    </w:lvl>
+    <w:lvl w:ilvl="5">
+      <w:start w:val="5"/>
+      <w:numFmt w:val="decimal"/>
+      <w:lvlText w:val="%6."/>
+      <w:lvlJc w:val="left"/>
+      <w:pPr>
+        <w:ind w:left="4320" w:hanging="480"/>
+      </w:pPr>
+    </w:lvl>
+    <w:lvl w:ilvl="6">
+      <w:start w:val="5"/>
+      <w:numFmt w:val="decimal"/>
+      <w:lvlText w:val="%7."/>
+      <w:lvlJc w:val="left"/>
+      <w:pPr>
+        <w:ind w:left="5040" w:hanging="480"/>
+      </w:pPr>
+    </w:lvl>
+    <w:lvl w:ilvl="7">
+      <w:start w:val="5"/>
+      <w:numFmt w:val="decimal"/>
+      <w:lvlText w:val="%8."/>
+      <w:lvlJc w:val="left"/>
+      <w:pPr>
+        <w:ind w:left="5760" w:hanging="480"/>
+      </w:pPr>
+    </w:lvl>
+    <w:lvl w:ilvl="8">
+      <w:start w:val="5"/>
+      <w:numFmt w:val="decimal"/>
+      <w:lvlText w:val="%9."/>
+      <w:lvlJc w:val="left"/>
+      <w:pPr>
+        <w:ind w:left="6480" w:hanging="480"/>
+      </w:pPr>
+    </w:lvl>
+  </w:abstractNum>
   <w:num w:numId="1000">
     <w:abstractNumId w:val="990"/>
+  </w:num>
+  <w:num w:numId="1001">
+    <w:abstractNumId w:val="99411"/>
+    <w:lvlOverride w:ilvl="0">
+      <w:startOverride w:val="1"/>
+    </w:lvlOverride>
+    <w:lvlOverride w:ilvl="1">
+      <w:startOverride w:val="1"/>
+    </w:lvlOverride>
+    <w:lvlOverride w:ilvl="2">
+      <w:startOverride w:val="1"/>
+    </w:lvlOverride>
+    <w:lvlOverride w:ilvl="3">
+      <w:startOverride w:val="1"/>
+    </w:lvlOverride>
+    <w:lvlOverride w:ilvl="4">
+      <w:startOverride w:val="1"/>
+    </w:lvlOverride>
+    <w:lvlOverride w:ilvl="5">
+      <w:startOverride w:val="1"/>
+    </w:lvlOverride>
+    <w:lvlOverride w:ilvl="6">
+      <w:startOverride w:val="1"/>
+    </w:lvlOverride>
+    <w:lvlOverride w:ilvl="7">
+      <w:startOverride w:val="1"/>
+    </w:lvlOverride>
+    <w:lvlOverride w:ilvl="8">
+      <w:startOverride w:val="1"/>
+    </w:lvlOverride>
+  </w:num>
+  <w:num w:numId="1002">
+    <w:abstractNumId w:val="99411"/>
+    <w:lvlOverride w:ilvl="0">
+      <w:startOverride w:val="1"/>
+    </w:lvlOverride>
+    <w:lvlOverride w:ilvl="1">
+      <w:startOverride w:val="1"/>
+    </w:lvlOverride>
+    <w:lvlOverride w:ilvl="2">
+      <w:startOverride w:val="1"/>
+    </w:lvlOverride>
+    <w:lvlOverride w:ilvl="3">
+      <w:startOverride w:val="1"/>
+    </w:lvlOverride>
+    <w:lvlOverride w:ilvl="4">
+      <w:startOverride w:val="1"/>
+    </w:lvlOverride>
+    <w:lvlOverride w:ilvl="5">
+      <w:startOverride w:val="1"/>
+    </w:lvlOverride>
+    <w:lvlOverride w:ilvl="6">
+      <w:startOverride w:val="1"/>
+    </w:lvlOverride>
+    <w:lvlOverride w:ilvl="7">
+      <w:startOverride w:val="1"/>
+    </w:lvlOverride>
+    <w:lvlOverride w:ilvl="8">
+      <w:startOverride w:val="1"/>
+    </w:lvlOverride>
+  </w:num>
+  <w:num w:numId="1003">
+    <w:abstractNumId w:val="99412"/>
+    <w:lvlOverride w:ilvl="0">
+      <w:startOverride w:val="2"/>
+    </w:lvlOverride>
+    <w:lvlOverride w:ilvl="1">
+      <w:startOverride w:val="2"/>
+    </w:lvlOverride>
+    <w:lvlOverride w:ilvl="2">
+      <w:startOverride w:val="2"/>
+    </w:lvlOverride>
+    <w:lvlOverride w:ilvl="3">
+      <w:startOverride w:val="2"/>
+    </w:lvlOverride>
+    <w:lvlOverride w:ilvl="4">
+      <w:startOverride w:val="2"/>
+    </w:lvlOverride>
+    <w:lvlOverride w:ilvl="5">
+      <w:startOverride w:val="2"/>
+    </w:lvlOverride>
+    <w:lvlOverride w:ilvl="6">
+      <w:startOverride w:val="2"/>
+    </w:lvlOverride>
+    <w:lvlOverride w:ilvl="7">
+      <w:startOverride w:val="2"/>
+    </w:lvlOverride>
+    <w:lvlOverride w:ilvl="8">
+      <w:startOverride w:val="2"/>
+    </w:lvlOverride>
+  </w:num>
+  <w:num w:numId="1004">
+    <w:abstractNumId w:val="99413"/>
+    <w:lvlOverride w:ilvl="0">
+      <w:startOverride w:val="3"/>
+    </w:lvlOverride>
+    <w:lvlOverride w:ilvl="1">
+      <w:startOverride w:val="3"/>
+    </w:lvlOverride>
+    <w:lvlOverride w:ilvl="2">
+      <w:startOverride w:val="3"/>
+    </w:lvlOverride>
+    <w:lvlOverride w:ilvl="3">
+      <w:startOverride w:val="3"/>
+    </w:lvlOverride>
+    <w:lvlOverride w:ilvl="4">
+      <w:startOverride w:val="3"/>
+    </w:lvlOverride>
+    <w:lvlOverride w:ilvl="5">
+      <w:startOverride w:val="3"/>
+    </w:lvlOverride>
+    <w:lvlOverride w:ilvl="6">
+      <w:startOverride w:val="3"/>
+    </w:lvlOverride>
+    <w:lvlOverride w:ilvl="7">
+      <w:startOverride w:val="3"/>
+    </w:lvlOverride>
+    <w:lvlOverride w:ilvl="8">
+      <w:startOverride w:val="3"/>
+    </w:lvlOverride>
+  </w:num>
+  <w:num w:numId="1005">
+    <w:abstractNumId w:val="99411"/>
+    <w:lvlOverride w:ilvl="0">
+      <w:startOverride w:val="1"/>
+    </w:lvlOverride>
+    <w:lvlOverride w:ilvl="1">
+      <w:startOverride w:val="1"/>
+    </w:lvlOverride>
+    <w:lvlOverride w:ilvl="2">
+      <w:startOverride w:val="1"/>
+    </w:lvlOverride>
+    <w:lvlOverride w:ilvl="3">
+      <w:startOverride w:val="1"/>
+    </w:lvlOverride>
+    <w:lvlOverride w:ilvl="4">
+      <w:startOverride w:val="1"/>
+    </w:lvlOverride>
+    <w:lvlOverride w:ilvl="5">
+      <w:startOverride w:val="1"/>
+    </w:lvlOverride>
+    <w:lvlOverride w:ilvl="6">
+      <w:startOverride w:val="1"/>
+    </w:lvlOverride>
+    <w:lvlOverride w:ilvl="7">
+      <w:startOverride w:val="1"/>
+    </w:lvlOverride>
+    <w:lvlOverride w:ilvl="8">
+      <w:startOverride w:val="1"/>
+    </w:lvlOverride>
+  </w:num>
+  <w:num w:numId="1006">
+    <w:abstractNumId w:val="99411"/>
+    <w:lvlOverride w:ilvl="0">
+      <w:startOverride w:val="1"/>
+    </w:lvlOverride>
+    <w:lvlOverride w:ilvl="1">
+      <w:startOverride w:val="1"/>
+    </w:lvlOverride>
+    <w:lvlOverride w:ilvl="2">
+      <w:startOverride w:val="1"/>
+    </w:lvlOverride>
+    <w:lvlOverride w:ilvl="3">
+      <w:startOverride w:val="1"/>
+    </w:lvlOverride>
+    <w:lvlOverride w:ilvl="4">
+      <w:startOverride w:val="1"/>
+    </w:lvlOverride>
+    <w:lvlOverride w:ilvl="5">
+      <w:startOverride w:val="1"/>
+    </w:lvlOverride>
+    <w:lvlOverride w:ilvl="6">
+      <w:startOverride w:val="1"/>
+    </w:lvlOverride>
+    <w:lvlOverride w:ilvl="7">
+      <w:startOverride w:val="1"/>
+    </w:lvlOverride>
+    <w:lvlOverride w:ilvl="8">
+      <w:startOverride w:val="1"/>
+    </w:lvlOverride>
+  </w:num>
+  <w:num w:numId="1007">
+    <w:abstractNumId w:val="99419"/>
+    <w:lvlOverride w:ilvl="0">
+      <w:startOverride w:val="9"/>
+    </w:lvlOverride>
+    <w:lvlOverride w:ilvl="1">
+      <w:startOverride w:val="9"/>
+    </w:lvlOverride>
+    <w:lvlOverride w:ilvl="2">
+      <w:startOverride w:val="9"/>
+    </w:lvlOverride>
+    <w:lvlOverride w:ilvl="3">
+      <w:startOverride w:val="9"/>
+    </w:lvlOverride>
+    <w:lvlOverride w:ilvl="4">
+      <w:startOverride w:val="9"/>
+    </w:lvlOverride>
+    <w:lvlOverride w:ilvl="5">
+      <w:startOverride w:val="9"/>
+    </w:lvlOverride>
+    <w:lvlOverride w:ilvl="6">
+      <w:startOverride w:val="9"/>
+    </w:lvlOverride>
+    <w:lvlOverride w:ilvl="7">
+      <w:startOverride w:val="9"/>
+    </w:lvlOverride>
+    <w:lvlOverride w:ilvl="8">
+      <w:startOverride w:val="9"/>
+    </w:lvlOverride>
+  </w:num>
+  <w:num w:numId="1008">
+    <w:abstractNumId w:val="99411"/>
+    <w:lvlOverride w:ilvl="0">
+      <w:startOverride w:val="1"/>
+    </w:lvlOverride>
+    <w:lvlOverride w:ilvl="1">
+      <w:startOverride w:val="1"/>
+    </w:lvlOverride>
+    <w:lvlOverride w:ilvl="2">
+      <w:startOverride w:val="1"/>
+    </w:lvlOverride>
+    <w:lvlOverride w:ilvl="3">
+      <w:startOverride w:val="1"/>
+    </w:lvlOverride>
+    <w:lvlOverride w:ilvl="4">
+      <w:startOverride w:val="1"/>
+    </w:lvlOverride>
+    <w:lvlOverride w:ilvl="5">
+      <w:startOverride w:val="1"/>
+    </w:lvlOverride>
+    <w:lvlOverride w:ilvl="6">
+      <w:startOverride w:val="1"/>
+    </w:lvlOverride>
+    <w:lvlOverride w:ilvl="7">
+      <w:startOverride w:val="1"/>
+    </w:lvlOverride>
+    <w:lvlOverride w:ilvl="8">
+      <w:startOverride w:val="1"/>
+    </w:lvlOverride>
+  </w:num>
+  <w:num w:numId="1009">
+    <w:abstractNumId w:val="99415"/>
+    <w:lvlOverride w:ilvl="0">
+      <w:startOverride w:val="5"/>
+    </w:lvlOverride>
+    <w:lvlOverride w:ilvl="1">
+      <w:startOverride w:val="5"/>
+    </w:lvlOverride>
+    <w:lvlOverride w:ilvl="2">
+      <w:startOverride w:val="5"/>
+    </w:lvlOverride>
+    <w:lvlOverride w:ilvl="3">
+      <w:startOverride w:val="5"/>
+    </w:lvlOverride>
+    <w:lvlOverride w:ilvl="4">
+      <w:startOverride w:val="5"/>
+    </w:lvlOverride>
+    <w:lvlOverride w:ilvl="5">
+      <w:startOverride w:val="5"/>
+    </w:lvlOverride>
+    <w:lvlOverride w:ilvl="6">
+      <w:startOverride w:val="5"/>
+    </w:lvlOverride>
+    <w:lvlOverride w:ilvl="7">
+      <w:startOverride w:val="5"/>
+    </w:lvlOverride>
+    <w:lvlOverride w:ilvl="8">
+      <w:startOverride w:val="5"/>
+    </w:lvlOverride>
+  </w:num>
+  <w:num w:numId="1010">
+    <w:abstractNumId w:val="99411"/>
+    <w:lvlOverride w:ilvl="0">
+      <w:startOverride w:val="1"/>
+    </w:lvlOverride>
+    <w:lvlOverride w:ilvl="1">
+      <w:startOverride w:val="1"/>
+    </w:lvlOverride>
+    <w:lvlOverride w:ilvl="2">
+      <w:startOverride w:val="1"/>
+    </w:lvlOverride>
+    <w:lvlOverride w:ilvl="3">
+      <w:startOverride w:val="1"/>
+    </w:lvlOverride>
+    <w:lvlOverride w:ilvl="4">
+      <w:startOverride w:val="1"/>
+    </w:lvlOverride>
+    <w:lvlOverride w:ilvl="5">
+      <w:startOverride w:val="1"/>
+    </w:lvlOverride>
+    <w:lvlOverride w:ilvl="6">
+      <w:startOverride w:val="1"/>
+    </w:lvlOverride>
+    <w:lvlOverride w:ilvl="7">
+      <w:startOverride w:val="1"/>
+    </w:lvlOverride>
+    <w:lvlOverride w:ilvl="8">
+      <w:startOverride w:val="1"/>
+    </w:lvlOverride>
   </w:num>
 </w:numbering>
 </file>
